--- a/习近平新时代思想概论/作业/HW4.2（十五五规划）.docx
+++ b/习近平新时代思想概论/作业/HW4.2（十五五规划）.docx
@@ -5,206 +5,401 @@
     <w:p>
       <w:r>
         <w:t>《十五五规划纲要》</w:t>
-      </w:r>
-      <w:r>
-        <w:rPr>
-          <w:rFonts w:hint="eastAsia"/>
+        <w:rPr>
+          <w:rFonts w:ascii="Times New Roman" w:hAnsi="Times New Roman" w:cs="Times New Roman" w:eastAsia="宋体" w:hint="eastAsia"/>
+          <w:sz w:val="24"/>
+          <w:szCs w:val="24"/>
+        </w:rPr>
+      </w:r>
+      <w:r>
+        <w:rPr>
+          <w:rFonts w:hint="eastAsia" w:ascii="Times New Roman" w:hAnsi="Times New Roman" w:cs="Times New Roman" w:eastAsia="宋体"/>
+          <w:sz w:val="24"/>
+          <w:szCs w:val="24"/>
         </w:rPr>
         <w:t>中和软件工程最相关的几个重点规划与布局如下：</w:t>
       </w:r>
-    </w:p>
-    <w:p>
       <w:pPr>
-        <w:rPr>
-          <w:rFonts w:hint="eastAsia"/>
-        </w:rPr>
-      </w:pPr>
-    </w:p>
-    <w:p/>
-    <w:p>
-      <w:r>
-        <w:rPr>
-          <w:b/>
-          <w:bCs/>
-        </w:rPr>
-        <w:t>1. 基础软件和工业软件全链条攻关</w:t>
-      </w:r>
-    </w:p>
-    <w:p>
-      <w:r>
-        <w:t>“聚焦国产操作系统、数据库、中间件、编程语言及编译器、开发测试工具、云计算软件等基础软件，以及研发设计类、生产控制类、经营管理类等工业软件，</w:t>
-      </w:r>
-      <w:r>
-        <w:rPr>
-          <w:b/>
-          <w:bCs/>
-        </w:rPr>
-        <w:t>全链条推动技术攻关和成果应用</w:t>
-      </w:r>
-      <w:r>
-        <w:t>。”</w:t>
-      </w:r>
-    </w:p>
-    <w:p>
-      <w:r>
-        <w:t>“采取超常规措施，</w:t>
-      </w:r>
-      <w:r>
-        <w:rPr>
-          <w:b/>
-          <w:bCs/>
-        </w:rPr>
-        <w:t>全链条推动集成电路、工业母机、高端仪器、基础软件、先进材料、生物制造等重点领域关键核心技术攻关取得决定性突破</w:t>
-      </w:r>
-      <w:r>
-        <w:t>。”</w:t>
-      </w:r>
-    </w:p>
-    <w:p>
-      <w:r>
-        <w:rPr>
-          <w:b/>
-          <w:bCs/>
-        </w:rPr>
-        <w:t>2. 人工智能基础软件栈与模型算法创新</w:t>
-      </w:r>
-    </w:p>
-    <w:p>
-      <w:r>
-        <w:t>“研制高性能人工智能芯片和</w:t>
-      </w:r>
-      <w:r>
-        <w:rPr>
-          <w:b/>
-          <w:bCs/>
-        </w:rPr>
-        <w:t>高可用基础软件栈</w:t>
-      </w:r>
-      <w:r>
-        <w:t>，加快模型基础架构探索创新，深化可解释、可决策等关键算法研究，加强人工智能数据治理和安全技术研究应用。”</w:t>
-      </w:r>
-    </w:p>
-    <w:p>
-      <w:r>
-        <w:t>“推进人工智能模型架构改进、算法优化，强化‘模芯云用’协同创新。构建任务导向、灵活授权、跨域协同的</w:t>
-      </w:r>
-      <w:r>
-        <w:rPr>
-          <w:b/>
-          <w:bCs/>
-        </w:rPr>
-        <w:t>算法创新组织模式</w:t>
-      </w:r>
-      <w:r>
-        <w:t>。”</w:t>
-      </w:r>
-    </w:p>
-    <w:p>
-      <w:r>
-        <w:rPr>
-          <w:b/>
-          <w:bCs/>
-        </w:rPr>
-        <w:t>3. 工业互联网与智能制造（软件应用）</w:t>
-      </w:r>
-    </w:p>
-    <w:p>
-      <w:r>
-        <w:t>“促进制造业‘智改数转网联’，</w:t>
-      </w:r>
-      <w:r>
-        <w:rPr>
-          <w:b/>
-          <w:bCs/>
-        </w:rPr>
-        <w:t>实施智能制造工程和工业互联网创新发展工程</w:t>
-      </w:r>
-      <w:r>
-        <w:t>，一体推进网络、标识、平台、数据、安全体系建设和规模化应用。”</w:t>
-      </w:r>
-    </w:p>
-    <w:p>
-      <w:r>
-        <w:rPr>
-          <w:b/>
-          <w:bCs/>
-        </w:rPr>
-        <w:t>4. 开源体系建设</w:t>
-      </w:r>
-    </w:p>
-    <w:p>
-      <w:r>
-        <w:t>“推进开源体系建设，</w:t>
-      </w:r>
-      <w:r>
-        <w:rPr>
-          <w:b/>
-          <w:bCs/>
-        </w:rPr>
-        <w:t>完善开源运行机制</w:t>
-      </w:r>
-      <w:r>
-        <w:t>。”</w:t>
-      </w:r>
-    </w:p>
-    <w:p/>
-    <w:p>
-      <w:pPr>
-        <w:rPr>
-          <w:rFonts w:hint="eastAsia"/>
-        </w:rPr>
+        <w:pStyle w:val="a"/>
+        <w:snapToGrid w:val="0"/>
+        <w:spacing w:before="0" w:after="0" w:line="360" w:lineRule="auto"/>
+        <w:ind w:firstLineChars="200" w:firstLine="480"/>
+        <w:jc w:val="both"/>
       </w:pPr>
     </w:p>
     <w:p>
       <w:r>
-        <w:t>以上四点分别对应软件工程的</w:t>
-      </w:r>
-      <w:r>
-        <w:rPr>
+        <w:rPr>
+          <w:rFonts w:ascii="Times New Roman" w:hAnsi="Times New Roman" w:cs="Times New Roman" w:eastAsia="黑体" w:hint="eastAsia"/>
+          <w:b w:val="0"/>
+          <w:bCs w:val="0"/>
+          <w:sz w:val="24"/>
+          <w:szCs w:val="24"/>
+        </w:rPr>
+        <w:t xml:space="preserve">1. 基础软件和工业软件全链条攻关</w:t>
+      </w:r>
+      <w:pPr>
+        <w:pStyle w:val="a"/>
+        <w:snapToGrid w:val="0"/>
+        <w:spacing w:before="160" w:after="80" w:line="360" w:lineRule="auto"/>
+        <w:ind w:firstLineChars="200" w:firstLine="480"/>
+        <w:jc w:val="left"/>
+      </w:pPr>
+    </w:p>
+    <w:p>
+      <w:r>
+        <w:t>“聚焦国产操作系统、数据库、中间件、编程语言及编译器、开发测试工具、云计算软件等基础软件，以及研发设计类、生产控制类、经营管理类等工业软件，</w:t>
+        <w:rPr>
+          <w:rFonts w:ascii="Times New Roman" w:hAnsi="Times New Roman" w:cs="Times New Roman" w:eastAsia="宋体" w:hint="eastAsia"/>
+          <w:sz w:val="24"/>
+          <w:szCs w:val="24"/>
+        </w:rPr>
+      </w:r>
+      <w:r>
+        <w:rPr>
+          <w:rFonts w:ascii="Times New Roman" w:hAnsi="Times New Roman" w:cs="Times New Roman" w:eastAsia="宋体" w:hint="eastAsia"/>
           <w:b/>
           <w:bCs/>
-        </w:rPr>
-        <w:t>基础软件与工业软件自主可控</w:t>
-      </w:r>
-      <w:r>
-        <w:t>、</w:t>
-      </w:r>
-      <w:r>
-        <w:rPr>
+          <w:sz w:val="24"/>
+          <w:szCs w:val="24"/>
+        </w:rPr>
+        <w:t>全链条推动技术攻关和成果应用</w:t>
+      </w:r>
+      <w:r>
+        <w:t>。”</w:t>
+        <w:rPr>
+          <w:rFonts w:ascii="Times New Roman" w:hAnsi="Times New Roman" w:cs="Times New Roman" w:eastAsia="宋体" w:hint="eastAsia"/>
+          <w:sz w:val="24"/>
+          <w:szCs w:val="24"/>
+        </w:rPr>
+      </w:r>
+      <w:pPr>
+        <w:pStyle w:val="a"/>
+        <w:snapToGrid w:val="0"/>
+        <w:spacing w:before="80" w:after="80" w:line="360" w:lineRule="auto"/>
+        <w:ind w:leftChars="200" w:left="480"/>
+        <w:jc w:val="both"/>
+      </w:pPr>
+    </w:p>
+    <w:p>
+      <w:r>
+        <w:t>“采取超常规措施，</w:t>
+        <w:rPr>
+          <w:rFonts w:ascii="Times New Roman" w:hAnsi="Times New Roman" w:cs="Times New Roman" w:eastAsia="宋体" w:hint="eastAsia"/>
+          <w:sz w:val="24"/>
+          <w:szCs w:val="24"/>
+        </w:rPr>
+      </w:r>
+      <w:r>
+        <w:rPr>
+          <w:rFonts w:ascii="Times New Roman" w:hAnsi="Times New Roman" w:cs="Times New Roman" w:eastAsia="宋体" w:hint="eastAsia"/>
           <w:b/>
           <w:bCs/>
-        </w:rPr>
-        <w:t>人工智能软件栈与算法</w:t>
-      </w:r>
-      <w:r>
-        <w:t>、</w:t>
-      </w:r>
-      <w:r>
-        <w:rPr>
+          <w:sz w:val="24"/>
+          <w:szCs w:val="24"/>
+        </w:rPr>
+        <w:t>全链条推动集成电路、工业母机、高端仪器、基础软件、先进材料、生物制造等重点领域关键核心技术攻关取得决定性突破</w:t>
+      </w:r>
+      <w:r>
+        <w:t>。”</w:t>
+        <w:rPr>
+          <w:rFonts w:ascii="Times New Roman" w:hAnsi="Times New Roman" w:cs="Times New Roman" w:eastAsia="宋体" w:hint="eastAsia"/>
+          <w:sz w:val="24"/>
+          <w:szCs w:val="24"/>
+        </w:rPr>
+      </w:r>
+      <w:pPr>
+        <w:pStyle w:val="a"/>
+        <w:snapToGrid w:val="0"/>
+        <w:spacing w:before="80" w:after="80" w:line="360" w:lineRule="auto"/>
+        <w:ind w:leftChars="200" w:left="480"/>
+        <w:jc w:val="both"/>
+      </w:pPr>
+    </w:p>
+    <w:p>
+      <w:r>
+        <w:rPr>
+          <w:rFonts w:ascii="Times New Roman" w:hAnsi="Times New Roman" w:cs="Times New Roman" w:eastAsia="黑体" w:hint="eastAsia"/>
+          <w:b w:val="0"/>
+          <w:bCs w:val="0"/>
+          <w:sz w:val="24"/>
+          <w:szCs w:val="24"/>
+        </w:rPr>
+        <w:t xml:space="preserve">2. 人工智能基础软件栈与模型算法创新</w:t>
+      </w:r>
+      <w:pPr>
+        <w:pStyle w:val="a"/>
+        <w:snapToGrid w:val="0"/>
+        <w:spacing w:before="160" w:after="80" w:line="360" w:lineRule="auto"/>
+        <w:ind w:firstLineChars="200" w:firstLine="480"/>
+        <w:jc w:val="left"/>
+      </w:pPr>
+    </w:p>
+    <w:p>
+      <w:r>
+        <w:t>“研制高性能人工智能芯片和</w:t>
+        <w:rPr>
+          <w:rFonts w:ascii="Times New Roman" w:hAnsi="Times New Roman" w:cs="Times New Roman" w:eastAsia="宋体" w:hint="eastAsia"/>
+          <w:sz w:val="24"/>
+          <w:szCs w:val="24"/>
+        </w:rPr>
+      </w:r>
+      <w:r>
+        <w:rPr>
+          <w:rFonts w:ascii="Times New Roman" w:hAnsi="Times New Roman" w:cs="Times New Roman" w:eastAsia="宋体" w:hint="eastAsia"/>
           <w:b/>
           <w:bCs/>
-        </w:rPr>
-        <w:t>工业软件应用与智能制造</w:t>
-      </w:r>
-      <w:r>
-        <w:t>、</w:t>
-      </w:r>
-      <w:r>
-        <w:rPr>
+          <w:sz w:val="24"/>
+          <w:szCs w:val="24"/>
+        </w:rPr>
+        <w:t>高可用基础软件栈</w:t>
+      </w:r>
+      <w:r>
+        <w:t>，加快模型基础架构探索创新，深化可解释、可决策等关键算法研究，加强人工智能数据治理和安全技术研究应用。”</w:t>
+        <w:rPr>
+          <w:rFonts w:ascii="Times New Roman" w:hAnsi="Times New Roman" w:cs="Times New Roman" w:eastAsia="宋体" w:hint="eastAsia"/>
+          <w:sz w:val="24"/>
+          <w:szCs w:val="24"/>
+        </w:rPr>
+      </w:r>
+      <w:pPr>
+        <w:pStyle w:val="a"/>
+        <w:snapToGrid w:val="0"/>
+        <w:spacing w:before="80" w:after="80" w:line="360" w:lineRule="auto"/>
+        <w:ind w:leftChars="200" w:left="480"/>
+        <w:jc w:val="both"/>
+      </w:pPr>
+    </w:p>
+    <w:p>
+      <w:r>
+        <w:t>“推进人工智能模型架构改进、算法优化，强化‘模芯云用’协同创新。构建任务导向、灵活授权、跨域协同的</w:t>
+        <w:rPr>
+          <w:rFonts w:ascii="Times New Roman" w:hAnsi="Times New Roman" w:cs="Times New Roman" w:eastAsia="宋体" w:hint="eastAsia"/>
+          <w:sz w:val="24"/>
+          <w:szCs w:val="24"/>
+        </w:rPr>
+      </w:r>
+      <w:r>
+        <w:rPr>
+          <w:rFonts w:ascii="Times New Roman" w:hAnsi="Times New Roman" w:cs="Times New Roman" w:eastAsia="宋体" w:hint="eastAsia"/>
           <w:b/>
           <w:bCs/>
-        </w:rPr>
-        <w:t>开源生态</w:t>
-      </w:r>
-      <w:r>
-        <w:t>，是十五五规划中与软件工程最核心的布局。</w:t>
-      </w:r>
+          <w:sz w:val="24"/>
+          <w:szCs w:val="24"/>
+        </w:rPr>
+        <w:t>算法创新组织模式</w:t>
+      </w:r>
+      <w:r>
+        <w:t>。”</w:t>
+        <w:rPr>
+          <w:rFonts w:ascii="Times New Roman" w:hAnsi="Times New Roman" w:cs="Times New Roman" w:eastAsia="宋体" w:hint="eastAsia"/>
+          <w:sz w:val="24"/>
+          <w:szCs w:val="24"/>
+        </w:rPr>
+      </w:r>
+      <w:pPr>
+        <w:pStyle w:val="a"/>
+        <w:snapToGrid w:val="0"/>
+        <w:spacing w:before="80" w:after="80" w:line="360" w:lineRule="auto"/>
+        <w:ind w:leftChars="200" w:left="480"/>
+        <w:jc w:val="both"/>
+      </w:pPr>
     </w:p>
     <w:p>
+      <w:r>
+        <w:rPr>
+          <w:rFonts w:ascii="Times New Roman" w:hAnsi="Times New Roman" w:cs="Times New Roman" w:eastAsia="黑体" w:hint="eastAsia"/>
+          <w:b w:val="0"/>
+          <w:bCs w:val="0"/>
+          <w:sz w:val="24"/>
+          <w:szCs w:val="24"/>
+        </w:rPr>
+        <w:t xml:space="preserve">3. 工业互联网与智能制造（软件应用）</w:t>
+      </w:r>
       <w:pPr>
-        <w:rPr>
-          <w:rFonts w:hint="eastAsia"/>
-        </w:rPr>
+        <w:pStyle w:val="a"/>
+        <w:snapToGrid w:val="0"/>
+        <w:spacing w:before="160" w:after="80" w:line="360" w:lineRule="auto"/>
+        <w:ind w:firstLineChars="200" w:firstLine="480"/>
+        <w:jc w:val="left"/>
+      </w:pPr>
+    </w:p>
+    <w:p>
+      <w:r>
+        <w:t>“促进制造业‘智改数转网联’，</w:t>
+        <w:rPr>
+          <w:rFonts w:ascii="Times New Roman" w:hAnsi="Times New Roman" w:cs="Times New Roman" w:eastAsia="宋体" w:hint="eastAsia"/>
+          <w:sz w:val="24"/>
+          <w:szCs w:val="24"/>
+        </w:rPr>
+      </w:r>
+      <w:r>
+        <w:rPr>
+          <w:rFonts w:ascii="Times New Roman" w:hAnsi="Times New Roman" w:cs="Times New Roman" w:eastAsia="宋体" w:hint="eastAsia"/>
+          <w:b/>
+          <w:bCs/>
+          <w:sz w:val="24"/>
+          <w:szCs w:val="24"/>
+        </w:rPr>
+        <w:t>实施智能制造工程和工业互联网创新发展工程</w:t>
+      </w:r>
+      <w:r>
+        <w:t>，一体推进网络、标识、平台、数据、安全体系建设和规模化应用。”</w:t>
+        <w:rPr>
+          <w:rFonts w:ascii="Times New Roman" w:hAnsi="Times New Roman" w:cs="Times New Roman" w:eastAsia="宋体" w:hint="eastAsia"/>
+          <w:sz w:val="24"/>
+          <w:szCs w:val="24"/>
+        </w:rPr>
+      </w:r>
+      <w:pPr>
+        <w:pStyle w:val="a"/>
+        <w:snapToGrid w:val="0"/>
+        <w:spacing w:before="80" w:after="80" w:line="360" w:lineRule="auto"/>
+        <w:ind w:leftChars="200" w:left="480"/>
+        <w:jc w:val="both"/>
+      </w:pPr>
+    </w:p>
+    <w:p>
+      <w:r>
+        <w:rPr>
+          <w:rFonts w:ascii="Times New Roman" w:hAnsi="Times New Roman" w:cs="Times New Roman" w:eastAsia="黑体" w:hint="eastAsia"/>
+          <w:b w:val="0"/>
+          <w:bCs w:val="0"/>
+          <w:sz w:val="24"/>
+          <w:szCs w:val="24"/>
+        </w:rPr>
+        <w:t xml:space="preserve">4. 开源体系建设</w:t>
+      </w:r>
+      <w:pPr>
+        <w:pStyle w:val="a"/>
+        <w:snapToGrid w:val="0"/>
+        <w:spacing w:before="160" w:after="80" w:line="360" w:lineRule="auto"/>
+        <w:ind w:firstLineChars="200" w:firstLine="480"/>
+        <w:jc w:val="left"/>
+      </w:pPr>
+    </w:p>
+    <w:p>
+      <w:r>
+        <w:t>“推进开源体系建设，</w:t>
+        <w:rPr>
+          <w:rFonts w:ascii="Times New Roman" w:hAnsi="Times New Roman" w:cs="Times New Roman" w:eastAsia="宋体" w:hint="eastAsia"/>
+          <w:sz w:val="24"/>
+          <w:szCs w:val="24"/>
+        </w:rPr>
+      </w:r>
+      <w:r>
+        <w:rPr>
+          <w:rFonts w:ascii="Times New Roman" w:hAnsi="Times New Roman" w:cs="Times New Roman" w:eastAsia="宋体" w:hint="eastAsia"/>
+          <w:b/>
+          <w:bCs/>
+          <w:sz w:val="24"/>
+          <w:szCs w:val="24"/>
+        </w:rPr>
+        <w:t>完善开源运行机制</w:t>
+      </w:r>
+      <w:r>
+        <w:t>。”</w:t>
+        <w:rPr>
+          <w:rFonts w:ascii="Times New Roman" w:hAnsi="Times New Roman" w:cs="Times New Roman" w:eastAsia="宋体" w:hint="eastAsia"/>
+          <w:sz w:val="24"/>
+          <w:szCs w:val="24"/>
+        </w:rPr>
+      </w:r>
+      <w:pPr>
+        <w:pStyle w:val="a"/>
+        <w:snapToGrid w:val="0"/>
+        <w:spacing w:before="80" w:after="80" w:line="360" w:lineRule="auto"/>
+        <w:ind w:leftChars="200" w:left="480"/>
+        <w:jc w:val="both"/>
+      </w:pPr>
+    </w:p>
+    <w:p>
+      <w:r>
+        <w:t>以上四点分别对应软件工程的</w:t>
+        <w:rPr>
+          <w:rFonts w:ascii="Times New Roman" w:hAnsi="Times New Roman" w:cs="Times New Roman" w:eastAsia="宋体" w:hint="eastAsia"/>
+          <w:sz w:val="24"/>
+          <w:szCs w:val="24"/>
+        </w:rPr>
+      </w:r>
+      <w:r>
+        <w:rPr>
+          <w:rFonts w:ascii="Times New Roman" w:hAnsi="Times New Roman" w:cs="Times New Roman" w:eastAsia="宋体" w:hint="eastAsia"/>
+          <w:b/>
+          <w:bCs/>
+          <w:sz w:val="24"/>
+          <w:szCs w:val="24"/>
+        </w:rPr>
+        <w:t>基础软件与工业软件自主可控</w:t>
+      </w:r>
+      <w:r>
+        <w:t>、</w:t>
+        <w:rPr>
+          <w:rFonts w:ascii="Times New Roman" w:hAnsi="Times New Roman" w:cs="Times New Roman" w:eastAsia="宋体" w:hint="eastAsia"/>
+          <w:sz w:val="24"/>
+          <w:szCs w:val="24"/>
+        </w:rPr>
+      </w:r>
+      <w:r>
+        <w:rPr>
+          <w:rFonts w:ascii="Times New Roman" w:hAnsi="Times New Roman" w:cs="Times New Roman" w:eastAsia="宋体" w:hint="eastAsia"/>
+          <w:b/>
+          <w:bCs/>
+          <w:sz w:val="24"/>
+          <w:szCs w:val="24"/>
+        </w:rPr>
+        <w:t>人工智能软件栈与算法</w:t>
+      </w:r>
+      <w:r>
+        <w:t>、</w:t>
+        <w:rPr>
+          <w:rFonts w:ascii="Times New Roman" w:hAnsi="Times New Roman" w:cs="Times New Roman" w:eastAsia="宋体" w:hint="eastAsia"/>
+          <w:sz w:val="24"/>
+          <w:szCs w:val="24"/>
+        </w:rPr>
+      </w:r>
+      <w:r>
+        <w:rPr>
+          <w:rFonts w:ascii="Times New Roman" w:hAnsi="Times New Roman" w:cs="Times New Roman" w:eastAsia="宋体" w:hint="eastAsia"/>
+          <w:b/>
+          <w:bCs/>
+          <w:sz w:val="24"/>
+          <w:szCs w:val="24"/>
+        </w:rPr>
+        <w:t>工业软件应用与智能制造</w:t>
+      </w:r>
+      <w:r>
+        <w:t>、</w:t>
+        <w:rPr>
+          <w:rFonts w:ascii="Times New Roman" w:hAnsi="Times New Roman" w:cs="Times New Roman" w:eastAsia="宋体" w:hint="eastAsia"/>
+          <w:sz w:val="24"/>
+          <w:szCs w:val="24"/>
+        </w:rPr>
+      </w:r>
+      <w:r>
+        <w:rPr>
+          <w:rFonts w:ascii="Times New Roman" w:hAnsi="Times New Roman" w:cs="Times New Roman" w:eastAsia="宋体" w:hint="eastAsia"/>
+          <w:b/>
+          <w:bCs/>
+          <w:sz w:val="24"/>
+          <w:szCs w:val="24"/>
+        </w:rPr>
+        <w:t>开源生态</w:t>
+      </w:r>
+      <w:r>
+        <w:t>，是十五五规划中与软件工程最核心的布局。</w:t>
+        <w:rPr>
+          <w:rFonts w:ascii="Times New Roman" w:hAnsi="Times New Roman" w:cs="Times New Roman" w:eastAsia="宋体" w:hint="eastAsia"/>
+          <w:sz w:val="24"/>
+          <w:szCs w:val="24"/>
+        </w:rPr>
+      </w:r>
+      <w:pPr>
+        <w:pStyle w:val="a"/>
+        <w:snapToGrid w:val="0"/>
+        <w:spacing w:before="0" w:after="0" w:line="360" w:lineRule="auto"/>
+        <w:ind w:firstLineChars="200" w:firstLine="480"/>
+        <w:jc w:val="both"/>
       </w:pPr>
     </w:p>
     <w:sectPr>
@@ -222,9 +417,9 @@
   <w:docDefaults>
     <w:rPrDefault>
       <w:rPr>
-        <w:rFonts w:asciiTheme="minorHAnsi" w:eastAsiaTheme="minorEastAsia" w:hAnsiTheme="minorHAnsi" w:cstheme="minorBidi"/>
+        <w:rFonts w:asciiTheme="minorHAnsi" w:eastAsiaTheme="minorEastAsia" w:hAnsiTheme="minorHAnsi" w:cstheme="minorBidi" w:ascii="Times New Roman" w:hAnsi="Times New Roman" w:cs="Times New Roman" w:eastAsia="宋体" w:hint="eastAsia"/>
         <w:kern w:val="2"/>
-        <w:sz w:val="22"/>
+        <w:sz w:val="24"/>
         <w:szCs w:val="24"/>
         <w:lang w:val="en-US" w:eastAsia="zh-CN" w:bidi="ar-SA"/>
         <w14:ligatures w14:val="standardContextual"/>
@@ -232,7 +427,7 @@
     </w:rPrDefault>
     <w:pPrDefault>
       <w:pPr>
-        <w:spacing w:after="160" w:line="278" w:lineRule="auto"/>
+        <w:spacing w:after="0" w:line="360" w:lineRule="auto" w:before="0"/>
       </w:pPr>
     </w:pPrDefault>
   </w:docDefaults>
@@ -619,7 +814,13 @@
     <w:qFormat/>
     <w:pPr>
       <w:widowControl w:val="0"/>
+      <w:spacing w:before="0" w:after="0" w:line="360" w:lineRule="auto"/>
     </w:pPr>
+    <w:rPr>
+      <w:rFonts w:ascii="Times New Roman" w:hAnsi="Times New Roman" w:cs="Times New Roman" w:eastAsia="宋体" w:hint="eastAsia"/>
+      <w:sz w:val="24"/>
+      <w:szCs w:val="24"/>
+    </w:rPr>
   </w:style>
   <w:style w:type="paragraph" w:styleId="1">
     <w:name w:val="heading 1"/>

--- a/习近平新时代思想概论/作业/HW4.2（十五五规划）.docx
+++ b/习近平新时代思想概论/作业/HW4.2（十五五规划）.docx
@@ -3,404 +3,404 @@
 <w:document xmlns:wpc="http://schemas.microsoft.com/office/word/2010/wordprocessingCanvas" xmlns:cx="http://schemas.microsoft.com/office/drawing/2014/chartex" xmlns:cx1="http://schemas.microsoft.com/office/drawing/2015/9/8/chartex" xmlns:cx2="http://schemas.microsoft.com/office/drawing/2015/10/21/chartex" xmlns:cx3="http://schemas.microsoft.com/office/drawing/2016/5/9/chartex" xmlns:cx4="http://schemas.microsoft.com/office/drawing/2016/5/10/chartex" xmlns:cx5="http://schemas.microsoft.com/office/drawing/2016/5/11/chartex" xmlns:cx6="http://schemas.microsoft.com/office/drawing/2016/5/12/chartex" xmlns:cx7="http://schemas.microsoft.com/office/drawing/2016/5/13/chartex" xmlns:cx8="http://schemas.microsoft.com/office/drawing/2016/5/14/chartex" xmlns:mc="http://schemas.openxmlformats.org/markup-compatibility/2006" xmlns:aink="http://schemas.microsoft.com/office/drawing/2016/ink" xmlns:am3d="http://schemas.microsoft.com/office/drawing/2017/model3d" xmlns:o="urn:schemas-microsoft-com:office:office" xmlns:oel="http://schemas.microsoft.com/office/2019/extlst" xmlns:r="http://schemas.openxmlformats.org/officeDocument/2006/relationships" xmlns:m="http://schemas.openxmlformats.org/officeDocument/2006/math" xmlns:v="urn:schemas-microsoft-com:vml" xmlns:wp14="http://schemas.microsoft.com/office/word/2010/wordprocessingDrawing" xmlns:wp="http://schemas.openxmlformats.org/drawingml/2006/wordprocessingDrawing" xmlns:w10="urn:schemas-microsoft-com:office:word" xmlns:w="http://schemas.openxmlformats.org/wordprocessingml/2006/main" xmlns:w14="http://schemas.microsoft.com/office/word/2010/wordml" xmlns:w15="http://schemas.microsoft.com/office/word/2012/wordml" xmlns:w16cex="http://schemas.microsoft.com/office/word/2018/wordml/cex" xmlns:w16cid="http://schemas.microsoft.com/office/word/2016/wordml/cid" xmlns:w16="http://schemas.microsoft.com/office/word/2018/wordml" xmlns:w16du="http://schemas.microsoft.com/office/word/2023/wordml/word16du" xmlns:w16sdtdh="http://schemas.microsoft.com/office/word/2020/wordml/sdtdatahash" xmlns:w16sdtfl="http://schemas.microsoft.com/office/word/2024/wordml/sdtformatlock" xmlns:w16se="http://schemas.microsoft.com/office/word/2015/wordml/symex" xmlns:wpg="http://schemas.microsoft.com/office/word/2010/wordprocessingGroup" xmlns:wpi="http://schemas.microsoft.com/office/word/2010/wordprocessingInk" xmlns:wne="http://schemas.microsoft.com/office/word/2006/wordml" xmlns:wps="http://schemas.microsoft.com/office/word/2010/wordprocessingShape" mc:Ignorable="w14 w15 w16se w16cid w16 w16cex w16sdtdh w16sdtfl w16du wp14">
   <w:body>
     <w:p>
-      <w:r>
-        <w:t>《十五五规划纲要》</w:t>
-        <w:rPr>
-          <w:rFonts w:ascii="Times New Roman" w:hAnsi="Times New Roman" w:cs="Times New Roman" w:eastAsia="宋体" w:hint="eastAsia"/>
-          <w:sz w:val="24"/>
-          <w:szCs w:val="24"/>
-        </w:rPr>
-      </w:r>
-      <w:r>
-        <w:rPr>
-          <w:rFonts w:hint="eastAsia" w:ascii="Times New Roman" w:hAnsi="Times New Roman" w:cs="Times New Roman" w:eastAsia="宋体"/>
-          <w:sz w:val="24"/>
-          <w:szCs w:val="24"/>
-        </w:rPr>
-        <w:t>中和软件工程最相关的几个重点规划与布局如下：</w:t>
-      </w:r>
       <w:pPr>
         <w:pStyle w:val="a"/>
         <w:snapToGrid w:val="0"/>
-        <w:spacing w:before="0" w:after="0" w:line="360" w:lineRule="auto"/>
-        <w:ind w:firstLineChars="200" w:firstLine="480"/>
+        <w:spacing w:before="0" w:after="0" w:line="300" w:lineRule="auto"/>
+        <w:ind w:firstLineChars="200" w:firstLine="420"/>
         <w:jc w:val="both"/>
       </w:pPr>
+      <w:r>
+        <w:rPr>
+          <w:rFonts w:ascii="Times New Roman" w:hAnsi="Times New Roman" w:cs="Times New Roman" w:eastAsia="宋体" w:hint="eastAsia"/>
+          <w:sz w:val="21"/>
+          <w:szCs w:val="21"/>
+        </w:rPr>
+        <w:t>《十五五规划纲要》</w:t>
+      </w:r>
+      <w:r>
+        <w:rPr>
+          <w:rFonts w:hint="eastAsia" w:ascii="Times New Roman" w:hAnsi="Times New Roman" w:cs="Times New Roman" w:eastAsia="宋体"/>
+          <w:sz w:val="21"/>
+          <w:szCs w:val="21"/>
+        </w:rPr>
+        <w:t>中和软件工程最相关的几个重点规划与布局如下：</w:t>
+      </w:r>
     </w:p>
     <w:p>
+      <w:pPr>
+        <w:pStyle w:val="a"/>
+        <w:snapToGrid w:val="0"/>
+        <w:spacing w:before="160" w:after="80" w:line="300" w:lineRule="auto"/>
+        <w:ind w:firstLineChars="200" w:firstLine="420"/>
+        <w:jc w:val="left"/>
+      </w:pPr>
       <w:r>
         <w:rPr>
           <w:rFonts w:ascii="Times New Roman" w:hAnsi="Times New Roman" w:cs="Times New Roman" w:eastAsia="黑体" w:hint="eastAsia"/>
           <w:b w:val="0"/>
           <w:bCs w:val="0"/>
-          <w:sz w:val="24"/>
-          <w:szCs w:val="24"/>
+          <w:sz w:val="21"/>
+          <w:szCs w:val="21"/>
         </w:rPr>
         <w:t xml:space="preserve">1. 基础软件和工业软件全链条攻关</w:t>
       </w:r>
+    </w:p>
+    <w:p>
       <w:pPr>
         <w:pStyle w:val="a"/>
         <w:snapToGrid w:val="0"/>
-        <w:spacing w:before="160" w:after="80" w:line="360" w:lineRule="auto"/>
-        <w:ind w:firstLineChars="200" w:firstLine="480"/>
-        <w:jc w:val="left"/>
+        <w:spacing w:before="80" w:after="80" w:line="300" w:lineRule="auto"/>
+        <w:ind w:leftChars="200" w:left="420"/>
+        <w:jc w:val="both"/>
       </w:pPr>
+      <w:r>
+        <w:rPr>
+          <w:rFonts w:ascii="Times New Roman" w:hAnsi="Times New Roman" w:cs="Times New Roman" w:eastAsia="宋体" w:hint="eastAsia"/>
+          <w:sz w:val="21"/>
+          <w:szCs w:val="21"/>
+        </w:rPr>
+        <w:t>“聚焦国产操作系统、数据库、中间件、编程语言及编译器、开发测试工具、云计算软件等基础软件，以及研发设计类、生产控制类、经营管理类等工业软件，</w:t>
+      </w:r>
+      <w:r>
+        <w:rPr>
+          <w:rFonts w:ascii="Times New Roman" w:hAnsi="Times New Roman" w:cs="Times New Roman" w:eastAsia="宋体" w:hint="eastAsia"/>
+          <w:b/>
+          <w:bCs/>
+          <w:sz w:val="21"/>
+          <w:szCs w:val="21"/>
+        </w:rPr>
+        <w:t>全链条推动技术攻关和成果应用</w:t>
+      </w:r>
+      <w:r>
+        <w:rPr>
+          <w:rFonts w:ascii="Times New Roman" w:hAnsi="Times New Roman" w:cs="Times New Roman" w:eastAsia="宋体" w:hint="eastAsia"/>
+          <w:sz w:val="21"/>
+          <w:szCs w:val="21"/>
+        </w:rPr>
+        <w:t>。”</w:t>
+      </w:r>
     </w:p>
     <w:p>
-      <w:r>
-        <w:t>“聚焦国产操作系统、数据库、中间件、编程语言及编译器、开发测试工具、云计算软件等基础软件，以及研发设计类、生产控制类、经营管理类等工业软件，</w:t>
-        <w:rPr>
-          <w:rFonts w:ascii="Times New Roman" w:hAnsi="Times New Roman" w:cs="Times New Roman" w:eastAsia="宋体" w:hint="eastAsia"/>
-          <w:sz w:val="24"/>
-          <w:szCs w:val="24"/>
-        </w:rPr>
-      </w:r>
-      <w:r>
-        <w:rPr>
-          <w:rFonts w:ascii="Times New Roman" w:hAnsi="Times New Roman" w:cs="Times New Roman" w:eastAsia="宋体" w:hint="eastAsia"/>
-          <w:b/>
-          <w:bCs/>
-          <w:sz w:val="24"/>
-          <w:szCs w:val="24"/>
-        </w:rPr>
-        <w:t>全链条推动技术攻关和成果应用</w:t>
-      </w:r>
-      <w:r>
-        <w:t>。”</w:t>
-        <w:rPr>
-          <w:rFonts w:ascii="Times New Roman" w:hAnsi="Times New Roman" w:cs="Times New Roman" w:eastAsia="宋体" w:hint="eastAsia"/>
-          <w:sz w:val="24"/>
-          <w:szCs w:val="24"/>
-        </w:rPr>
-      </w:r>
       <w:pPr>
         <w:pStyle w:val="a"/>
         <w:snapToGrid w:val="0"/>
-        <w:spacing w:before="80" w:after="80" w:line="360" w:lineRule="auto"/>
-        <w:ind w:leftChars="200" w:left="480"/>
+        <w:spacing w:before="80" w:after="80" w:line="300" w:lineRule="auto"/>
+        <w:ind w:leftChars="200" w:left="420"/>
         <w:jc w:val="both"/>
       </w:pPr>
+      <w:r>
+        <w:rPr>
+          <w:rFonts w:ascii="Times New Roman" w:hAnsi="Times New Roman" w:cs="Times New Roman" w:eastAsia="宋体" w:hint="eastAsia"/>
+          <w:sz w:val="21"/>
+          <w:szCs w:val="21"/>
+        </w:rPr>
+        <w:t>“采取超常规措施，</w:t>
+      </w:r>
+      <w:r>
+        <w:rPr>
+          <w:rFonts w:ascii="Times New Roman" w:hAnsi="Times New Roman" w:cs="Times New Roman" w:eastAsia="宋体" w:hint="eastAsia"/>
+          <w:b/>
+          <w:bCs/>
+          <w:sz w:val="21"/>
+          <w:szCs w:val="21"/>
+        </w:rPr>
+        <w:t>全链条推动集成电路、工业母机、高端仪器、基础软件、先进材料、生物制造等重点领域关键核心技术攻关取得决定性突破</w:t>
+      </w:r>
+      <w:r>
+        <w:rPr>
+          <w:rFonts w:ascii="Times New Roman" w:hAnsi="Times New Roman" w:cs="Times New Roman" w:eastAsia="宋体" w:hint="eastAsia"/>
+          <w:sz w:val="21"/>
+          <w:szCs w:val="21"/>
+        </w:rPr>
+        <w:t>。”</w:t>
+      </w:r>
     </w:p>
     <w:p>
-      <w:r>
-        <w:t>“采取超常规措施，</w:t>
-        <w:rPr>
-          <w:rFonts w:ascii="Times New Roman" w:hAnsi="Times New Roman" w:cs="Times New Roman" w:eastAsia="宋体" w:hint="eastAsia"/>
-          <w:sz w:val="24"/>
-          <w:szCs w:val="24"/>
-        </w:rPr>
-      </w:r>
-      <w:r>
-        <w:rPr>
-          <w:rFonts w:ascii="Times New Roman" w:hAnsi="Times New Roman" w:cs="Times New Roman" w:eastAsia="宋体" w:hint="eastAsia"/>
-          <w:b/>
-          <w:bCs/>
-          <w:sz w:val="24"/>
-          <w:szCs w:val="24"/>
-        </w:rPr>
-        <w:t>全链条推动集成电路、工业母机、高端仪器、基础软件、先进材料、生物制造等重点领域关键核心技术攻关取得决定性突破</w:t>
-      </w:r>
-      <w:r>
-        <w:t>。”</w:t>
-        <w:rPr>
-          <w:rFonts w:ascii="Times New Roman" w:hAnsi="Times New Roman" w:cs="Times New Roman" w:eastAsia="宋体" w:hint="eastAsia"/>
-          <w:sz w:val="24"/>
-          <w:szCs w:val="24"/>
-        </w:rPr>
-      </w:r>
       <w:pPr>
         <w:pStyle w:val="a"/>
         <w:snapToGrid w:val="0"/>
-        <w:spacing w:before="80" w:after="80" w:line="360" w:lineRule="auto"/>
-        <w:ind w:leftChars="200" w:left="480"/>
-        <w:jc w:val="both"/>
+        <w:spacing w:before="160" w:after="80" w:line="300" w:lineRule="auto"/>
+        <w:ind w:firstLineChars="200" w:firstLine="420"/>
+        <w:jc w:val="left"/>
       </w:pPr>
-    </w:p>
-    <w:p>
       <w:r>
         <w:rPr>
           <w:rFonts w:ascii="Times New Roman" w:hAnsi="Times New Roman" w:cs="Times New Roman" w:eastAsia="黑体" w:hint="eastAsia"/>
           <w:b w:val="0"/>
           <w:bCs w:val="0"/>
-          <w:sz w:val="24"/>
-          <w:szCs w:val="24"/>
+          <w:sz w:val="21"/>
+          <w:szCs w:val="21"/>
         </w:rPr>
         <w:t xml:space="preserve">2. 人工智能基础软件栈与模型算法创新</w:t>
       </w:r>
+    </w:p>
+    <w:p>
       <w:pPr>
         <w:pStyle w:val="a"/>
         <w:snapToGrid w:val="0"/>
-        <w:spacing w:before="160" w:after="80" w:line="360" w:lineRule="auto"/>
-        <w:ind w:firstLineChars="200" w:firstLine="480"/>
-        <w:jc w:val="left"/>
+        <w:spacing w:before="80" w:after="80" w:line="300" w:lineRule="auto"/>
+        <w:ind w:leftChars="200" w:left="420"/>
+        <w:jc w:val="both"/>
       </w:pPr>
+      <w:r>
+        <w:rPr>
+          <w:rFonts w:ascii="Times New Roman" w:hAnsi="Times New Roman" w:cs="Times New Roman" w:eastAsia="宋体" w:hint="eastAsia"/>
+          <w:sz w:val="21"/>
+          <w:szCs w:val="21"/>
+        </w:rPr>
+        <w:t>“研制高性能人工智能芯片和</w:t>
+      </w:r>
+      <w:r>
+        <w:rPr>
+          <w:rFonts w:ascii="Times New Roman" w:hAnsi="Times New Roman" w:cs="Times New Roman" w:eastAsia="宋体" w:hint="eastAsia"/>
+          <w:b/>
+          <w:bCs/>
+          <w:sz w:val="21"/>
+          <w:szCs w:val="21"/>
+        </w:rPr>
+        <w:t>高可用基础软件栈</w:t>
+      </w:r>
+      <w:r>
+        <w:rPr>
+          <w:rFonts w:ascii="Times New Roman" w:hAnsi="Times New Roman" w:cs="Times New Roman" w:eastAsia="宋体" w:hint="eastAsia"/>
+          <w:sz w:val="21"/>
+          <w:szCs w:val="21"/>
+        </w:rPr>
+        <w:t>，加快模型基础架构探索创新，深化可解释、可决策等关键算法研究，加强人工智能数据治理和安全技术研究应用。”</w:t>
+      </w:r>
     </w:p>
     <w:p>
-      <w:r>
-        <w:t>“研制高性能人工智能芯片和</w:t>
-        <w:rPr>
-          <w:rFonts w:ascii="Times New Roman" w:hAnsi="Times New Roman" w:cs="Times New Roman" w:eastAsia="宋体" w:hint="eastAsia"/>
-          <w:sz w:val="24"/>
-          <w:szCs w:val="24"/>
-        </w:rPr>
-      </w:r>
-      <w:r>
-        <w:rPr>
-          <w:rFonts w:ascii="Times New Roman" w:hAnsi="Times New Roman" w:cs="Times New Roman" w:eastAsia="宋体" w:hint="eastAsia"/>
-          <w:b/>
-          <w:bCs/>
-          <w:sz w:val="24"/>
-          <w:szCs w:val="24"/>
-        </w:rPr>
-        <w:t>高可用基础软件栈</w:t>
-      </w:r>
-      <w:r>
-        <w:t>，加快模型基础架构探索创新，深化可解释、可决策等关键算法研究，加强人工智能数据治理和安全技术研究应用。”</w:t>
-        <w:rPr>
-          <w:rFonts w:ascii="Times New Roman" w:hAnsi="Times New Roman" w:cs="Times New Roman" w:eastAsia="宋体" w:hint="eastAsia"/>
-          <w:sz w:val="24"/>
-          <w:szCs w:val="24"/>
-        </w:rPr>
-      </w:r>
       <w:pPr>
         <w:pStyle w:val="a"/>
         <w:snapToGrid w:val="0"/>
-        <w:spacing w:before="80" w:after="80" w:line="360" w:lineRule="auto"/>
-        <w:ind w:leftChars="200" w:left="480"/>
+        <w:spacing w:before="80" w:after="80" w:line="300" w:lineRule="auto"/>
+        <w:ind w:leftChars="200" w:left="420"/>
         <w:jc w:val="both"/>
       </w:pPr>
+      <w:r>
+        <w:rPr>
+          <w:rFonts w:ascii="Times New Roman" w:hAnsi="Times New Roman" w:cs="Times New Roman" w:eastAsia="宋体" w:hint="eastAsia"/>
+          <w:sz w:val="21"/>
+          <w:szCs w:val="21"/>
+        </w:rPr>
+        <w:t>“推进人工智能模型架构改进、算法优化，强化‘模芯云用’协同创新。构建任务导向、灵活授权、跨域协同的</w:t>
+      </w:r>
+      <w:r>
+        <w:rPr>
+          <w:rFonts w:ascii="Times New Roman" w:hAnsi="Times New Roman" w:cs="Times New Roman" w:eastAsia="宋体" w:hint="eastAsia"/>
+          <w:b/>
+          <w:bCs/>
+          <w:sz w:val="21"/>
+          <w:szCs w:val="21"/>
+        </w:rPr>
+        <w:t>算法创新组织模式</w:t>
+      </w:r>
+      <w:r>
+        <w:rPr>
+          <w:rFonts w:ascii="Times New Roman" w:hAnsi="Times New Roman" w:cs="Times New Roman" w:eastAsia="宋体" w:hint="eastAsia"/>
+          <w:sz w:val="21"/>
+          <w:szCs w:val="21"/>
+        </w:rPr>
+        <w:t>。”</w:t>
+      </w:r>
     </w:p>
     <w:p>
-      <w:r>
-        <w:t>“推进人工智能模型架构改进、算法优化，强化‘模芯云用’协同创新。构建任务导向、灵活授权、跨域协同的</w:t>
-        <w:rPr>
-          <w:rFonts w:ascii="Times New Roman" w:hAnsi="Times New Roman" w:cs="Times New Roman" w:eastAsia="宋体" w:hint="eastAsia"/>
-          <w:sz w:val="24"/>
-          <w:szCs w:val="24"/>
-        </w:rPr>
-      </w:r>
-      <w:r>
-        <w:rPr>
-          <w:rFonts w:ascii="Times New Roman" w:hAnsi="Times New Roman" w:cs="Times New Roman" w:eastAsia="宋体" w:hint="eastAsia"/>
-          <w:b/>
-          <w:bCs/>
-          <w:sz w:val="24"/>
-          <w:szCs w:val="24"/>
-        </w:rPr>
-        <w:t>算法创新组织模式</w:t>
-      </w:r>
-      <w:r>
-        <w:t>。”</w:t>
-        <w:rPr>
-          <w:rFonts w:ascii="Times New Roman" w:hAnsi="Times New Roman" w:cs="Times New Roman" w:eastAsia="宋体" w:hint="eastAsia"/>
-          <w:sz w:val="24"/>
-          <w:szCs w:val="24"/>
-        </w:rPr>
-      </w:r>
       <w:pPr>
         <w:pStyle w:val="a"/>
         <w:snapToGrid w:val="0"/>
-        <w:spacing w:before="80" w:after="80" w:line="360" w:lineRule="auto"/>
-        <w:ind w:leftChars="200" w:left="480"/>
-        <w:jc w:val="both"/>
+        <w:spacing w:before="160" w:after="80" w:line="300" w:lineRule="auto"/>
+        <w:ind w:firstLineChars="200" w:firstLine="420"/>
+        <w:jc w:val="left"/>
       </w:pPr>
-    </w:p>
-    <w:p>
       <w:r>
         <w:rPr>
           <w:rFonts w:ascii="Times New Roman" w:hAnsi="Times New Roman" w:cs="Times New Roman" w:eastAsia="黑体" w:hint="eastAsia"/>
           <w:b w:val="0"/>
           <w:bCs w:val="0"/>
-          <w:sz w:val="24"/>
-          <w:szCs w:val="24"/>
+          <w:sz w:val="21"/>
+          <w:szCs w:val="21"/>
         </w:rPr>
         <w:t xml:space="preserve">3. 工业互联网与智能制造（软件应用）</w:t>
       </w:r>
+    </w:p>
+    <w:p>
       <w:pPr>
         <w:pStyle w:val="a"/>
         <w:snapToGrid w:val="0"/>
-        <w:spacing w:before="160" w:after="80" w:line="360" w:lineRule="auto"/>
-        <w:ind w:firstLineChars="200" w:firstLine="480"/>
-        <w:jc w:val="left"/>
+        <w:spacing w:before="80" w:after="80" w:line="300" w:lineRule="auto"/>
+        <w:ind w:leftChars="200" w:left="420"/>
+        <w:jc w:val="both"/>
       </w:pPr>
+      <w:r>
+        <w:rPr>
+          <w:rFonts w:ascii="Times New Roman" w:hAnsi="Times New Roman" w:cs="Times New Roman" w:eastAsia="宋体" w:hint="eastAsia"/>
+          <w:sz w:val="21"/>
+          <w:szCs w:val="21"/>
+        </w:rPr>
+        <w:t>“促进制造业‘智改数转网联’，</w:t>
+      </w:r>
+      <w:r>
+        <w:rPr>
+          <w:rFonts w:ascii="Times New Roman" w:hAnsi="Times New Roman" w:cs="Times New Roman" w:eastAsia="宋体" w:hint="eastAsia"/>
+          <w:b/>
+          <w:bCs/>
+          <w:sz w:val="21"/>
+          <w:szCs w:val="21"/>
+        </w:rPr>
+        <w:t>实施智能制造工程和工业互联网创新发展工程</w:t>
+      </w:r>
+      <w:r>
+        <w:rPr>
+          <w:rFonts w:ascii="Times New Roman" w:hAnsi="Times New Roman" w:cs="Times New Roman" w:eastAsia="宋体" w:hint="eastAsia"/>
+          <w:sz w:val="21"/>
+          <w:szCs w:val="21"/>
+        </w:rPr>
+        <w:t>，一体推进网络、标识、平台、数据、安全体系建设和规模化应用。”</w:t>
+      </w:r>
     </w:p>
     <w:p>
-      <w:r>
-        <w:t>“促进制造业‘智改数转网联’，</w:t>
-        <w:rPr>
-          <w:rFonts w:ascii="Times New Roman" w:hAnsi="Times New Roman" w:cs="Times New Roman" w:eastAsia="宋体" w:hint="eastAsia"/>
-          <w:sz w:val="24"/>
-          <w:szCs w:val="24"/>
-        </w:rPr>
-      </w:r>
-      <w:r>
-        <w:rPr>
-          <w:rFonts w:ascii="Times New Roman" w:hAnsi="Times New Roman" w:cs="Times New Roman" w:eastAsia="宋体" w:hint="eastAsia"/>
-          <w:b/>
-          <w:bCs/>
-          <w:sz w:val="24"/>
-          <w:szCs w:val="24"/>
-        </w:rPr>
-        <w:t>实施智能制造工程和工业互联网创新发展工程</w:t>
-      </w:r>
-      <w:r>
-        <w:t>，一体推进网络、标识、平台、数据、安全体系建设和规模化应用。”</w:t>
-        <w:rPr>
-          <w:rFonts w:ascii="Times New Roman" w:hAnsi="Times New Roman" w:cs="Times New Roman" w:eastAsia="宋体" w:hint="eastAsia"/>
-          <w:sz w:val="24"/>
-          <w:szCs w:val="24"/>
-        </w:rPr>
-      </w:r>
       <w:pPr>
         <w:pStyle w:val="a"/>
         <w:snapToGrid w:val="0"/>
-        <w:spacing w:before="80" w:after="80" w:line="360" w:lineRule="auto"/>
-        <w:ind w:leftChars="200" w:left="480"/>
-        <w:jc w:val="both"/>
+        <w:spacing w:before="160" w:after="80" w:line="300" w:lineRule="auto"/>
+        <w:ind w:firstLineChars="200" w:firstLine="420"/>
+        <w:jc w:val="left"/>
       </w:pPr>
-    </w:p>
-    <w:p>
       <w:r>
         <w:rPr>
           <w:rFonts w:ascii="Times New Roman" w:hAnsi="Times New Roman" w:cs="Times New Roman" w:eastAsia="黑体" w:hint="eastAsia"/>
           <w:b w:val="0"/>
           <w:bCs w:val="0"/>
-          <w:sz w:val="24"/>
-          <w:szCs w:val="24"/>
+          <w:sz w:val="21"/>
+          <w:szCs w:val="21"/>
         </w:rPr>
         <w:t xml:space="preserve">4. 开源体系建设</w:t>
       </w:r>
+    </w:p>
+    <w:p>
       <w:pPr>
         <w:pStyle w:val="a"/>
         <w:snapToGrid w:val="0"/>
-        <w:spacing w:before="160" w:after="80" w:line="360" w:lineRule="auto"/>
-        <w:ind w:firstLineChars="200" w:firstLine="480"/>
-        <w:jc w:val="left"/>
+        <w:spacing w:before="80" w:after="80" w:line="300" w:lineRule="auto"/>
+        <w:ind w:leftChars="200" w:left="420"/>
+        <w:jc w:val="both"/>
       </w:pPr>
+      <w:r>
+        <w:rPr>
+          <w:rFonts w:ascii="Times New Roman" w:hAnsi="Times New Roman" w:cs="Times New Roman" w:eastAsia="宋体" w:hint="eastAsia"/>
+          <w:sz w:val="21"/>
+          <w:szCs w:val="21"/>
+        </w:rPr>
+        <w:t>“推进开源体系建设，</w:t>
+      </w:r>
+      <w:r>
+        <w:rPr>
+          <w:rFonts w:ascii="Times New Roman" w:hAnsi="Times New Roman" w:cs="Times New Roman" w:eastAsia="宋体" w:hint="eastAsia"/>
+          <w:b/>
+          <w:bCs/>
+          <w:sz w:val="21"/>
+          <w:szCs w:val="21"/>
+        </w:rPr>
+        <w:t>完善开源运行机制</w:t>
+      </w:r>
+      <w:r>
+        <w:rPr>
+          <w:rFonts w:ascii="Times New Roman" w:hAnsi="Times New Roman" w:cs="Times New Roman" w:eastAsia="宋体" w:hint="eastAsia"/>
+          <w:sz w:val="21"/>
+          <w:szCs w:val="21"/>
+        </w:rPr>
+        <w:t>。”</w:t>
+      </w:r>
     </w:p>
     <w:p>
-      <w:r>
-        <w:t>“推进开源体系建设，</w:t>
-        <w:rPr>
-          <w:rFonts w:ascii="Times New Roman" w:hAnsi="Times New Roman" w:cs="Times New Roman" w:eastAsia="宋体" w:hint="eastAsia"/>
-          <w:sz w:val="24"/>
-          <w:szCs w:val="24"/>
-        </w:rPr>
-      </w:r>
-      <w:r>
-        <w:rPr>
-          <w:rFonts w:ascii="Times New Roman" w:hAnsi="Times New Roman" w:cs="Times New Roman" w:eastAsia="宋体" w:hint="eastAsia"/>
-          <w:b/>
-          <w:bCs/>
-          <w:sz w:val="24"/>
-          <w:szCs w:val="24"/>
-        </w:rPr>
-        <w:t>完善开源运行机制</w:t>
-      </w:r>
-      <w:r>
-        <w:t>。”</w:t>
-        <w:rPr>
-          <w:rFonts w:ascii="Times New Roman" w:hAnsi="Times New Roman" w:cs="Times New Roman" w:eastAsia="宋体" w:hint="eastAsia"/>
-          <w:sz w:val="24"/>
-          <w:szCs w:val="24"/>
-        </w:rPr>
-      </w:r>
       <w:pPr>
         <w:pStyle w:val="a"/>
         <w:snapToGrid w:val="0"/>
-        <w:spacing w:before="80" w:after="80" w:line="360" w:lineRule="auto"/>
-        <w:ind w:leftChars="200" w:left="480"/>
+        <w:spacing w:before="0" w:after="0" w:line="300" w:lineRule="auto"/>
+        <w:ind w:firstLineChars="200" w:firstLine="420"/>
         <w:jc w:val="both"/>
       </w:pPr>
-    </w:p>
-    <w:p>
-      <w:r>
+      <w:r>
+        <w:rPr>
+          <w:rFonts w:ascii="Times New Roman" w:hAnsi="Times New Roman" w:cs="Times New Roman" w:eastAsia="宋体" w:hint="eastAsia"/>
+          <w:sz w:val="21"/>
+          <w:szCs w:val="21"/>
+        </w:rPr>
         <w:t>以上四点分别对应软件工程的</w:t>
-        <w:rPr>
-          <w:rFonts w:ascii="Times New Roman" w:hAnsi="Times New Roman" w:cs="Times New Roman" w:eastAsia="宋体" w:hint="eastAsia"/>
-          <w:sz w:val="24"/>
-          <w:szCs w:val="24"/>
-        </w:rPr>
       </w:r>
       <w:r>
         <w:rPr>
           <w:rFonts w:ascii="Times New Roman" w:hAnsi="Times New Roman" w:cs="Times New Roman" w:eastAsia="宋体" w:hint="eastAsia"/>
           <w:b/>
           <w:bCs/>
-          <w:sz w:val="24"/>
-          <w:szCs w:val="24"/>
+          <w:sz w:val="21"/>
+          <w:szCs w:val="21"/>
         </w:rPr>
         <w:t>基础软件与工业软件自主可控</w:t>
       </w:r>
       <w:r>
+        <w:rPr>
+          <w:rFonts w:ascii="Times New Roman" w:hAnsi="Times New Roman" w:cs="Times New Roman" w:eastAsia="宋体" w:hint="eastAsia"/>
+          <w:sz w:val="21"/>
+          <w:szCs w:val="21"/>
+        </w:rPr>
         <w:t>、</w:t>
-        <w:rPr>
-          <w:rFonts w:ascii="Times New Roman" w:hAnsi="Times New Roman" w:cs="Times New Roman" w:eastAsia="宋体" w:hint="eastAsia"/>
-          <w:sz w:val="24"/>
-          <w:szCs w:val="24"/>
-        </w:rPr>
       </w:r>
       <w:r>
         <w:rPr>
           <w:rFonts w:ascii="Times New Roman" w:hAnsi="Times New Roman" w:cs="Times New Roman" w:eastAsia="宋体" w:hint="eastAsia"/>
           <w:b/>
           <w:bCs/>
-          <w:sz w:val="24"/>
-          <w:szCs w:val="24"/>
+          <w:sz w:val="21"/>
+          <w:szCs w:val="21"/>
         </w:rPr>
         <w:t>人工智能软件栈与算法</w:t>
       </w:r>
       <w:r>
+        <w:rPr>
+          <w:rFonts w:ascii="Times New Roman" w:hAnsi="Times New Roman" w:cs="Times New Roman" w:eastAsia="宋体" w:hint="eastAsia"/>
+          <w:sz w:val="21"/>
+          <w:szCs w:val="21"/>
+        </w:rPr>
         <w:t>、</w:t>
-        <w:rPr>
-          <w:rFonts w:ascii="Times New Roman" w:hAnsi="Times New Roman" w:cs="Times New Roman" w:eastAsia="宋体" w:hint="eastAsia"/>
-          <w:sz w:val="24"/>
-          <w:szCs w:val="24"/>
-        </w:rPr>
       </w:r>
       <w:r>
         <w:rPr>
           <w:rFonts w:ascii="Times New Roman" w:hAnsi="Times New Roman" w:cs="Times New Roman" w:eastAsia="宋体" w:hint="eastAsia"/>
           <w:b/>
           <w:bCs/>
-          <w:sz w:val="24"/>
-          <w:szCs w:val="24"/>
+          <w:sz w:val="21"/>
+          <w:szCs w:val="21"/>
         </w:rPr>
         <w:t>工业软件应用与智能制造</w:t>
       </w:r>
       <w:r>
+        <w:rPr>
+          <w:rFonts w:ascii="Times New Roman" w:hAnsi="Times New Roman" w:cs="Times New Roman" w:eastAsia="宋体" w:hint="eastAsia"/>
+          <w:sz w:val="21"/>
+          <w:szCs w:val="21"/>
+        </w:rPr>
         <w:t>、</w:t>
-        <w:rPr>
-          <w:rFonts w:ascii="Times New Roman" w:hAnsi="Times New Roman" w:cs="Times New Roman" w:eastAsia="宋体" w:hint="eastAsia"/>
-          <w:sz w:val="24"/>
-          <w:szCs w:val="24"/>
-        </w:rPr>
       </w:r>
       <w:r>
         <w:rPr>
           <w:rFonts w:ascii="Times New Roman" w:hAnsi="Times New Roman" w:cs="Times New Roman" w:eastAsia="宋体" w:hint="eastAsia"/>
           <w:b/>
           <w:bCs/>
-          <w:sz w:val="24"/>
-          <w:szCs w:val="24"/>
+          <w:sz w:val="21"/>
+          <w:szCs w:val="21"/>
         </w:rPr>
         <w:t>开源生态</w:t>
       </w:r>
       <w:r>
+        <w:rPr>
+          <w:rFonts w:ascii="Times New Roman" w:hAnsi="Times New Roman" w:cs="Times New Roman" w:eastAsia="宋体" w:hint="eastAsia"/>
+          <w:sz w:val="21"/>
+          <w:szCs w:val="21"/>
+        </w:rPr>
         <w:t>，是十五五规划中与软件工程最核心的布局。</w:t>
-        <w:rPr>
-          <w:rFonts w:ascii="Times New Roman" w:hAnsi="Times New Roman" w:cs="Times New Roman" w:eastAsia="宋体" w:hint="eastAsia"/>
-          <w:sz w:val="24"/>
-          <w:szCs w:val="24"/>
-        </w:rPr>
-      </w:r>
-      <w:pPr>
-        <w:pStyle w:val="a"/>
-        <w:snapToGrid w:val="0"/>
-        <w:spacing w:before="0" w:after="0" w:line="360" w:lineRule="auto"/>
-        <w:ind w:firstLineChars="200" w:firstLine="480"/>
-        <w:jc w:val="both"/>
-      </w:pPr>
+      </w:r>
     </w:p>
     <w:sectPr>
       <w:pgSz w:w="11906" w:h="16838"/>
@@ -419,8 +419,8 @@
       <w:rPr>
         <w:rFonts w:asciiTheme="minorHAnsi" w:eastAsiaTheme="minorEastAsia" w:hAnsiTheme="minorHAnsi" w:cstheme="minorBidi" w:ascii="Times New Roman" w:hAnsi="Times New Roman" w:cs="Times New Roman" w:eastAsia="宋体" w:hint="eastAsia"/>
         <w:kern w:val="2"/>
-        <w:sz w:val="24"/>
-        <w:szCs w:val="24"/>
+        <w:sz w:val="21"/>
+        <w:szCs w:val="21"/>
         <w:lang w:val="en-US" w:eastAsia="zh-CN" w:bidi="ar-SA"/>
         <w14:ligatures w14:val="standardContextual"/>
       </w:rPr>
@@ -818,8 +818,8 @@
     </w:pPr>
     <w:rPr>
       <w:rFonts w:ascii="Times New Roman" w:hAnsi="Times New Roman" w:cs="Times New Roman" w:eastAsia="宋体" w:hint="eastAsia"/>
-      <w:sz w:val="24"/>
-      <w:szCs w:val="24"/>
+      <w:sz w:val="21"/>
+      <w:szCs w:val="21"/>
     </w:rPr>
   </w:style>
   <w:style w:type="paragraph" w:styleId="1">

--- a/习近平新时代思想概论/作业/HW4.2（十五五规划）.docx
+++ b/习近平新时代思想概论/作业/HW4.2（十五五规划）.docx
@@ -16,15 +16,7 @@
           <w:sz w:val="21"/>
           <w:szCs w:val="21"/>
         </w:rPr>
-        <w:t>《十五五规划纲要》</w:t>
-      </w:r>
-      <w:r>
-        <w:rPr>
-          <w:rFonts w:hint="eastAsia" w:ascii="Times New Roman" w:hAnsi="Times New Roman" w:cs="Times New Roman" w:eastAsia="宋体"/>
-          <w:sz w:val="21"/>
-          <w:szCs w:val="21"/>
-        </w:rPr>
-        <w:t>中和软件工程最相关的几个重点规划与布局如下：</w:t>
+        <w:t xml:space="preserve">翻《十五五规划纲要》的时候，我把和软件工程沾边的段落单独挑了出来，比较集中的有四处：</w:t>
       </w:r>
     </w:p>
     <w:p>
@@ -43,7 +35,7 @@
           <w:sz w:val="21"/>
           <w:szCs w:val="21"/>
         </w:rPr>
-        <w:t xml:space="preserve">1. 基础软件和工业软件全链条攻关</w:t>
+        <w:t xml:space="preserve">1. 基础软件与工业软件的全链条攻关</w:t>
       </w:r>
     </w:p>
     <w:p>
@@ -132,7 +124,7 @@
           <w:sz w:val="21"/>
           <w:szCs w:val="21"/>
         </w:rPr>
-        <w:t xml:space="preserve">2. 人工智能基础软件栈与模型算法创新</w:t>
+        <w:t xml:space="preserve">2. 人工智能的基础软件栈与模型算法创新</w:t>
       </w:r>
     </w:p>
     <w:p>
@@ -221,7 +213,7 @@
           <w:sz w:val="21"/>
           <w:szCs w:val="21"/>
         </w:rPr>
-        <w:t xml:space="preserve">3. 工业互联网与智能制造（软件应用）</w:t>
+        <w:t xml:space="preserve">3. 工业互联网与智能制造中的软件应用</w:t>
       </w:r>
     </w:p>
     <w:p>
@@ -327,79 +319,7 @@
           <w:sz w:val="21"/>
           <w:szCs w:val="21"/>
         </w:rPr>
-        <w:t>以上四点分别对应软件工程的</w:t>
-      </w:r>
-      <w:r>
-        <w:rPr>
-          <w:rFonts w:ascii="Times New Roman" w:hAnsi="Times New Roman" w:cs="Times New Roman" w:eastAsia="宋体" w:hint="eastAsia"/>
-          <w:b/>
-          <w:bCs/>
-          <w:sz w:val="21"/>
-          <w:szCs w:val="21"/>
-        </w:rPr>
-        <w:t>基础软件与工业软件自主可控</w:t>
-      </w:r>
-      <w:r>
-        <w:rPr>
-          <w:rFonts w:ascii="Times New Roman" w:hAnsi="Times New Roman" w:cs="Times New Roman" w:eastAsia="宋体" w:hint="eastAsia"/>
-          <w:sz w:val="21"/>
-          <w:szCs w:val="21"/>
-        </w:rPr>
-        <w:t>、</w:t>
-      </w:r>
-      <w:r>
-        <w:rPr>
-          <w:rFonts w:ascii="Times New Roman" w:hAnsi="Times New Roman" w:cs="Times New Roman" w:eastAsia="宋体" w:hint="eastAsia"/>
-          <w:b/>
-          <w:bCs/>
-          <w:sz w:val="21"/>
-          <w:szCs w:val="21"/>
-        </w:rPr>
-        <w:t>人工智能软件栈与算法</w:t>
-      </w:r>
-      <w:r>
-        <w:rPr>
-          <w:rFonts w:ascii="Times New Roman" w:hAnsi="Times New Roman" w:cs="Times New Roman" w:eastAsia="宋体" w:hint="eastAsia"/>
-          <w:sz w:val="21"/>
-          <w:szCs w:val="21"/>
-        </w:rPr>
-        <w:t>、</w:t>
-      </w:r>
-      <w:r>
-        <w:rPr>
-          <w:rFonts w:ascii="Times New Roman" w:hAnsi="Times New Roman" w:cs="Times New Roman" w:eastAsia="宋体" w:hint="eastAsia"/>
-          <w:b/>
-          <w:bCs/>
-          <w:sz w:val="21"/>
-          <w:szCs w:val="21"/>
-        </w:rPr>
-        <w:t>工业软件应用与智能制造</w:t>
-      </w:r>
-      <w:r>
-        <w:rPr>
-          <w:rFonts w:ascii="Times New Roman" w:hAnsi="Times New Roman" w:cs="Times New Roman" w:eastAsia="宋体" w:hint="eastAsia"/>
-          <w:sz w:val="21"/>
-          <w:szCs w:val="21"/>
-        </w:rPr>
-        <w:t>、</w:t>
-      </w:r>
-      <w:r>
-        <w:rPr>
-          <w:rFonts w:ascii="Times New Roman" w:hAnsi="Times New Roman" w:cs="Times New Roman" w:eastAsia="宋体" w:hint="eastAsia"/>
-          <w:b/>
-          <w:bCs/>
-          <w:sz w:val="21"/>
-          <w:szCs w:val="21"/>
-        </w:rPr>
-        <w:t>开源生态</w:t>
-      </w:r>
-      <w:r>
-        <w:rPr>
-          <w:rFonts w:ascii="Times New Roman" w:hAnsi="Times New Roman" w:cs="Times New Roman" w:eastAsia="宋体" w:hint="eastAsia"/>
-          <w:sz w:val="21"/>
-          <w:szCs w:val="21"/>
-        </w:rPr>
-        <w:t>，是十五五规划中与软件工程最核心的布局。</w:t>
+        <w:t xml:space="preserve">这四块分别落在软件工程的四个面上：基础软件与工业软件的自主可控、人工智能软件栈与算法、工业软件在制造场景中的落地、以及开源生态。我做这份摘录的用意，是把纲要里分散的表述按专业视角重新归拢一遍，复习时能直接对得上知识点。</w:t>
       </w:r>
     </w:p>
     <w:sectPr>
